--- a/kit/documents/letterhead/letterhead-a4.docx
+++ b/kit/documents/letterhead/letterhead-a4.docx
@@ -7,7 +7,7 @@
         <w:spacing w:after="240"/>
       </w:pPr>
       <w:r>
-        <w:t xml:space="preserve">3 October 2026</w:t>
+        <w:t xml:space="preserve">4 October 2026</w:t>
       </w:r>
     </w:p>
     <w:p>

--- a/kit/documents/letterhead/letterhead-a4.docx
+++ b/kit/documents/letterhead/letterhead-a4.docx
@@ -17,7 +17,7 @@
     </w:p>
     <w:p>
       <w:r>
-        <w:t xml:space="preserve">Organisation</w:t>
+        <w:t xml:space="preserve">Organization</w:t>
       </w:r>
     </w:p>
     <w:p>

--- a/kit/documents/letterhead/letterhead-a4.docx
+++ b/kit/documents/letterhead/letterhead-a4.docx
@@ -7,7 +7,7 @@
         <w:spacing w:after="240"/>
       </w:pPr>
       <w:r>
-        <w:t xml:space="preserve">4 October 2026</w:t>
+        <w:t xml:space="preserve">October 1, 2026</w:t>
       </w:r>
     </w:p>
     <w:p>
